--- a/resume/Shailesh_Chaudhari_Resume.docx
+++ b/resume/Shailesh_Chaudhari_Resume.docx
@@ -66,7 +66,7 @@
         <w:pStyle w:val="ListBullet"/>
       </w:pPr>
       <w:r>
-        <w:t>Backend of the core QA-automation platform: a Node.js test-execution engine orchestrating concurrent browser and mobile runs (Playwright, WebdriverIO/Appium, LambdaTest), live browser-session streaming (noVNC) over WebSockets through a Node control plane, and a debug engine with breakpoints and resume-from-checkpoint.</w:t>
+        <w:t>Own the Node.js/TypeScript backend of the core QA-automation platform, a polyglot system: a test-execution engine orchestrating concurrent browser and mobile runs (Playwright, WebdriverIO/Appium, LambdaTest), live browser-session streaming (noVNC) over WebSockets through a Node control plane, and a debug engine with breakpoints and resume-from-checkpoint.</w:t>
       </w:r>
     </w:p>
     <w:p>
@@ -90,7 +90,7 @@
         <w:pStyle w:val="ListBullet"/>
       </w:pPr>
       <w:r>
-        <w:t>Presigned-URL chokepoint so private S3/MinIO/GCS buckets work on-prem; PR-impact analysis flow where a webhook and an MCP tool call share one path. Also contribute to the platform's Java (Spring Boot) and Python services with AI-assisted development.</w:t>
+        <w:t>Presigned-URL chokepoint so private S3/MinIO/GCS buckets work on-prem; PR-impact analysis flow where a webhook and an MCP tool call share one path.</w:t>
       </w:r>
     </w:p>
     <w:p>
@@ -346,20 +346,6 @@
     </w:p>
     <w:p>
       <w:pPr>
-        <w:pStyle w:val="ListBullet"/>
-      </w:pPr>
-      <w:r>
-        <w:rPr>
-          <w:b/>
-        </w:rPr>
-        <w:t xml:space="preserve">Working exposure: </w:t>
-      </w:r>
-      <w:r>
-        <w:t>Java (Spring Boot), Python</w:t>
-      </w:r>
-    </w:p>
-    <w:p>
-      <w:pPr>
         <w:spacing w:before="160" w:after="40"/>
       </w:pPr>
       <w:r>
@@ -395,7 +381,7 @@
         <w:pStyle w:val="ListBullet"/>
       </w:pPr>
       <w:r>
-        <w:t>Institute Rank 1 on GeeksforGeeks (650+ problems solved)</w:t>
+        <w:t>650+ problems solved on GeeksforGeeks</w:t>
       </w:r>
     </w:p>
     <w:p>

--- a/resume/Shailesh_Chaudhari_Resume.docx
+++ b/resume/Shailesh_Chaudhari_Resume.docx
@@ -210,7 +210,7 @@
         <w:pStyle w:val="ListBullet"/>
       </w:pPr>
       <w:r>
-        <w:t>Verified 4 independent ways: 8 invariants, a reference oracle, mutation testing (158 of 165 mutants killed, 202 tests), and a self-verifying shrinker. Found 9 real bugs, 4 of them in the checker rather than the implementation.</w:t>
+        <w:t>Verified 4 independent ways: 8 invariants, a reference oracle, mutation testing (158 of 165 mutants killed, 209 tests), and a self-verifying shrinker. Found 9 real bugs, 4 of them in the checker rather than the implementation.</w:t>
       </w:r>
     </w:p>
     <w:p>

--- a/resume/Shailesh_Chaudhari_Resume.docx
+++ b/resume/Shailesh_Chaudhari_Resume.docx
@@ -18,7 +18,7 @@
     </w:p>
     <w:p>
       <w:r>
-        <w:t>shailesh93602@gmail.com | +91 9313026530 | github.com/Shailesh93602 | linkedin.com/in/shaileshbhai-chaudhari | shaileshchaudhari.vercel.app</w:t>
+        <w:t>shailesh93602@gmail.com | +91 9313026530 | github.com/Shailesh93602 | linkedin.com/in/shaileshbhaichaudhari | shaileshchaudhari.vercel.app</w:t>
       </w:r>
     </w:p>
     <w:p>

--- a/resume/Shailesh_Chaudhari_Resume.docx
+++ b/resume/Shailesh_Chaudhari_Resume.docx
@@ -381,7 +381,7 @@
         <w:pStyle w:val="ListBullet"/>
       </w:pPr>
       <w:r>
-        <w:t>650+ problems solved on GeeksforGeeks</w:t>
+        <w:t>640+ problems solved on GeeksforGeeks</w:t>
       </w:r>
     </w:p>
     <w:p>

--- a/resume/Shailesh_Chaudhari_Resume.docx
+++ b/resume/Shailesh_Chaudhari_Resume.docx
@@ -58,7 +58,7 @@
         <w:t>Software Engineer, ContextQA</w:t>
       </w:r>
       <w:r>
-        <w:t xml:space="preserve">  (Jul 2025 - Present)</w:t>
+        <w:t xml:space="preserve">  (Aug 2025 - Present)</w:t>
       </w:r>
     </w:p>
     <w:p>
@@ -210,7 +210,7 @@
         <w:pStyle w:val="ListBullet"/>
       </w:pPr>
       <w:r>
-        <w:t>Verified 4 independent ways: 8 invariants, a reference oracle, mutation testing (158 of 165 mutants killed, 209 tests), and a self-verifying shrinker. Found 9 real bugs, 4 of them in the checker rather than the implementation.</w:t>
+        <w:t>Verified 4 independent ways: 8 invariants, a reference oracle, mutation testing (352 of 362 mutants killed, 291 tests), and a self-verifying shrinker. Found 29 real bugs, 18 of them in the checker rather than the implementation.</w:t>
       </w:r>
     </w:p>
     <w:p>

--- a/resume/Shailesh_Chaudhari_Resume.docx
+++ b/resume/Shailesh_Chaudhari_Resume.docx
@@ -218,7 +218,7 @@
         <w:pStyle w:val="ListBullet"/>
       </w:pPr>
       <w:r>
-        <w:t>Measured 3 concurrency-control strategies for a flash sale against a real PostgreSQL under 200 concurrent buyers: read-then-write oversold 200 of 5 units; conditional update and optimistic versioning each sold exactly 5.</w:t>
+        <w:t>Measured 3 concurrency-control strategies for a flash sale against a real PostgreSQL under 200 concurrent buyers: read-then-write sold 200 of 5 units; conditional update and optimistic versioning each sold exactly 5.</w:t>
       </w:r>
     </w:p>
     <w:p>
